--- a/Plantillas/Transportadora Consolidada.docx
+++ b/Plantillas/Transportadora Consolidada.docx
@@ -24530,6 +24530,21 @@
         <w:rPr>
           <w:rtl w:val="0"/>
         </w:rPr>
+      </w:r>
+    </w:p>
+    <w:p>
+      <w:r>
+        <w:t>{{foto_rostro}}</w:t>
+      </w:r>
+    </w:p>
+    <w:p>
+      <w:r>
+        <w:t>{{foto_interior}}</w:t>
+      </w:r>
+    </w:p>
+    <w:p>
+      <w:r>
+        <w:t>{{foto_exterior}}</w:t>
       </w:r>
     </w:p>
     <w:sectPr>
